--- a/docs/bid-solution/exported-docx/05-商务技术文件章节/05_需求理解与业务分析.docx
+++ b/docs/bid-solution/exported-docx/05-商务技术文件章节/05_需求理解与业务分析.docx
@@ -69,6 +69,58 @@
       </w:pPr>
       <w:r>
         <w:t>本章围绕招标文件对“需求理解与业务分析”的评分要求进行编制，重点从行业宏观背景、监管逻辑、甲方平台建设目标、核心业务场景、全模块业务理解、建设边界与现阶段系统页面支撑等维度展开说明，确保既体现投标人对渣土消纳行业的理解深度，也体现对甲方平台建设目的、建设重点和业务落地路径的准确把握。</w:t>
+      </w:r>
+    </w:p>
+    <w:p>
+      <w:pPr>
+        <w:pStyle w:val="Heading2"/>
+      </w:pPr>
+      <w:r>
+        <w:t>5.0.2 本章高分响应摘要</w:t>
+      </w:r>
+    </w:p>
+    <w:p>
+      <w:pPr>
+        <w:pStyle w:val="ListNumber"/>
+        <w:spacing w:after="40"/>
+      </w:pPr>
+      <w:r>
+        <w:t>从行业治理、监管逻辑、平台建设必要性三个层面，完整说明甲方建设本平台的现实背景和战略意义。</w:t>
+      </w:r>
+    </w:p>
+    <w:p>
+      <w:pPr>
+        <w:pStyle w:val="ListNumber"/>
+        <w:spacing w:after="40"/>
+      </w:pPr>
+      <w:r>
+        <w:t>围绕合同结算、项目管理、场地运营、车辆监管、预警处置五条核心主线展开深入业务分析，不停留在功能罗列层面。</w:t>
+      </w:r>
+    </w:p>
+    <w:p>
+      <w:pPr>
+        <w:pStyle w:val="ListNumber"/>
+        <w:spacing w:after="40"/>
+      </w:pPr>
+      <w:r>
+        <w:t>对招标文件涉及的 25 个功能模块进行统一业务理解归纳，体现“核心业务 + 支撑模块 + 移动端 + 对接能力”的整体认知。</w:t>
+      </w:r>
+    </w:p>
+    <w:p>
+      <w:pPr>
+        <w:pStyle w:val="ListNumber"/>
+        <w:spacing w:after="40"/>
+      </w:pPr>
+      <w:r>
+        <w:t>结合现阶段系统页面，提供真实截图支撑，增强方案可信度和可落地性。</w:t>
+      </w:r>
+    </w:p>
+    <w:p>
+      <w:pPr>
+        <w:spacing w:after="120"/>
+      </w:pPr>
+      <w:r>
+        <w:t>评分关键词：行业理解深刻、核心业务分析到位、全模块认知完整、现有能力支撑明确。</w:t>
       </w:r>
     </w:p>
     <w:p>
@@ -5678,6 +5730,14 @@
     </w:p>
     <w:p>
       <w:pPr>
+        <w:spacing w:after="120"/>
+      </w:pPr>
+      <w:r>
+        <w:t>图示说明：以上页面截图来源于现阶段平台后台真实页面，主要用于说明投标人已具备与甲方需求高度贴合的业务承载基础和界面落地能力。</w:t>
+      </w:r>
+    </w:p>
+    <w:p>
+      <w:pPr>
         <w:pStyle w:val="Heading2"/>
       </w:pPr>
       <w:r>
@@ -5690,6 +5750,14 @@
       </w:pPr>
       <w:r>
         <w:t>综合以上分析，投标人认为甲方本次平台建设的重点不只是完成若干功能点开发，而是围绕渣土消纳行业“数据归集、业务联动、过程监管、异常预警、结算分析、移动协同、对外对接、安全运营”的完整链条，建设一套面向监管部门、运营单位、运输单位和场地方协同使用的一体化平台。平台建设应坚持业务主线清晰、角色边界明确、数据标准统一、过程留痕可追、移动作业可落地、外部对接可扩展、安全运维可持续，方可真正支撑甲方实现行业治理数字化转型目标。</w:t>
+      </w:r>
+    </w:p>
+    <w:p>
+      <w:pPr>
+        <w:spacing w:after="120"/>
+      </w:pPr>
+      <w:r>
+        <w:t>本章投标响应结论：投标人对渣土消纳行业、监管逻辑、核心业务和平台建设目标具备系统性理解，能够为甲方提供兼顾监管、运营、协同和数据治理的一体化建设方案。</w:t>
       </w:r>
     </w:p>
     <w:sectPr>
